--- a/DBTUNING/ch30_Advisor프레임워크_자동튜닝/ch30_Advisor프레임워크와자동튜닝.docx
+++ b/DBTUNING/ch30_Advisor프레임워크_자동튜닝/ch30_Advisor프레임워크와자동튜닝.docx
@@ -7,7 +7,7 @@
         <w:pStyle w:val="Heading1"/>
       </w:pPr>
       <w:r>
-        <w:t>제15장  Advisor 프레임워크와 자동 튜닝</w:t>
+        <w:t>제ch30  Advisor 프레임워크와 자동 튜닝</w:t>
       </w:r>
     </w:p>
     <w:p>
@@ -1907,7 +1907,7 @@
                 <w:rFonts w:ascii="맑은 고딕" w:hAnsi="맑은 고딕"/>
                 <w:sz w:val="19"/>
               </w:rPr>
-              <w:t>DB Time 기준 시스템 전반 병목 진단(9장)</w:t>
+              <w:t>DB Time 기준 시스템 전반 병목 진단(ch24)</w:t>
             </w:r>
           </w:p>
         </w:tc>
@@ -2297,7 +2297,7 @@
                 <w:rFonts w:ascii="맑은 고딕" w:hAnsi="맑은 고딕"/>
                 <w:sz w:val="19"/>
               </w:rPr>
-              <w:t>통계 수집 관행의 문제 진단(7장)</w:t>
+              <w:t>통계 수집 관행의 문제 진단(ch21)</w:t>
             </w:r>
           </w:p>
         </w:tc>
@@ -5926,7 +5926,7 @@
     <w:p/>
     <w:p>
       <w:r>
-        <w:t>TYPE=DYNAMIC_SAMPLING, STATE=USABLE는 '이후 최적화 때 동적 통계를 수행하라'는 지시가 살아 있다는 뜻이다. 디렉티브 ID는 환경마다 다르므로 &lt;환경값&gt;이다. 디렉티브는 근본 원인의 증상이지 해결이 아니다. 진짜 해결은 상관관계 컬럼에 컬럼 그룹 확장 통계를 만들어 옵티마이저가 정확히 추정하게 하는 것이다(7장). 확장 통계를 만들면 디렉티브는 SUPERSEDED 상태로 바뀌어 더 이상 동적 샘플링을 강제하지 않는다.</w:t>
+        <w:t>TYPE=DYNAMIC_SAMPLING, STATE=USABLE는 '이후 최적화 때 동적 통계를 수행하라'는 지시가 살아 있다는 뜻이다. 디렉티브 ID는 환경마다 다르므로 &lt;환경값&gt;이다. 디렉티브는 근본 원인의 증상이지 해결이 아니다. 진짜 해결은 상관관계 컬럼에 컬럼 그룹 확장 통계를 만들어 옵티마이저가 정확히 추정하게 하는 것이다(ch21). 확장 통계를 만들면 디렉티브는 SUPERSEDED 상태로 바뀌어 더 이상 동적 샘플링을 강제하지 않는다.</w:t>
       </w:r>
     </w:p>
     <w:p>

--- a/DBTUNING/ch30_Advisor프레임워크_자동튜닝/ch30_Advisor프레임워크와자동튜닝.docx
+++ b/DBTUNING/ch30_Advisor프레임워크_자동튜닝/ch30_Advisor프레임워크와자동튜닝.docx
@@ -7,7 +7,7 @@
         <w:pStyle w:val="Heading1"/>
       </w:pPr>
       <w:r>
-        <w:t>제ch30  Advisor 프레임워크와 자동 튜닝</w:t>
+        <w:t>ch30  Advisor 프레임워크와 자동 튜닝</w:t>
       </w:r>
     </w:p>
     <w:p>

--- a/DBTUNING/ch30_Advisor프레임워크_자동튜닝/ch30_Advisor프레임워크와자동튜닝.docx
+++ b/DBTUNING/ch30_Advisor프레임워크_자동튜닝/ch30_Advisor프레임워크와자동튜닝.docx
@@ -35,7 +35,7 @@
         <w:pStyle w:val="Heading2"/>
       </w:pPr>
       <w:r>
-        <w:t>15.1  학습 목표</w:t>
+        <w:t>30.1  학습 목표</w:t>
       </w:r>
     </w:p>
     <w:p>
@@ -112,7 +112,7 @@
         <w:pStyle w:val="Heading2"/>
       </w:pPr>
       <w:r>
-        <w:t>15.2  자동 유지관리 작업과 유지관리 윈도우</w:t>
+        <w:t>30.2  자동 유지관리 작업과 유지관리 윈도우</w:t>
       </w:r>
     </w:p>
     <w:p>
@@ -1492,7 +1492,7 @@
         <w:pStyle w:val="Heading2"/>
       </w:pPr>
       <w:r>
-        <w:t>15.3  Advisory Framework 전반</w:t>
+        <w:t>30.3  Advisory Framework 전반</w:t>
       </w:r>
     </w:p>
     <w:p>
@@ -2790,7 +2790,7 @@
         <w:pStyle w:val="Heading2"/>
       </w:pPr>
       <w:r>
-        <w:t>15.4  SQL Tuning Advisor</w:t>
+        <w:t>30.4  SQL Tuning Advisor</w:t>
       </w:r>
     </w:p>
     <w:p>
@@ -4254,7 +4254,7 @@
     </w:p>
     <w:p>
       <w:r>
-        <w:t>수동 실행과 별개로, 15.2에서 본 'sql tuning advisor' 자동 작업이 밤마다 고부하 SQL을 골라 같은 분석을 수행한다. 그 결과는 DBMS_AUTO_SQLTUNE.REPORT_AUTO_TUNING_TASK로 조회한다. 핵심 판단은 '자동으로 발견한 SQL 프로파일을 자동으로 채택하게 둘 것인가'이다. 기본은 자동 채택이 꺼져 있다(ACCEPT_SQL_PROFILES=FALSE). 자동 채택을 켜면 사람이 검토하지 않은 프로파일이 운영 계획을 바꾼다. 편리하지만 위험하다.</w:t>
+        <w:t>수동 실행과 별개로, 30.2에서 본 'sql tuning advisor' 자동 작업이 밤마다 고부하 SQL을 골라 같은 분석을 수행한다. 그 결과는 DBMS_AUTO_SQLTUNE.REPORT_AUTO_TUNING_TASK로 조회한다. 핵심 판단은 '자동으로 발견한 SQL 프로파일을 자동으로 채택하게 둘 것인가'이다. 기본은 자동 채택이 꺼져 있다(ACCEPT_SQL_PROFILES=FALSE). 자동 채택을 켜면 사람이 검토하지 않은 프로파일이 운영 계획을 바꾼다. 편리하지만 위험하다.</w:t>
       </w:r>
     </w:p>
     <w:tbl>
@@ -4410,7 +4410,7 @@
         <w:pStyle w:val="Heading2"/>
       </w:pPr>
       <w:r>
-        <w:t>15.5  SQL Access Advisor</w:t>
+        <w:t>30.5  SQL Access Advisor</w:t>
       </w:r>
     </w:p>
     <w:p>
@@ -5209,7 +5209,7 @@
         <w:pStyle w:val="Heading2"/>
       </w:pPr>
       <w:r>
-        <w:t>15.6  SQL Performance Analyzer (SPA)</w:t>
+        <w:t>30.6  SQL Performance Analyzer (SPA)</w:t>
       </w:r>
     </w:p>
     <w:p>
@@ -5625,7 +5625,7 @@
         <w:pStyle w:val="Heading2"/>
       </w:pPr>
       <w:r>
-        <w:t>15.7  SQL Plan Directives와 Adaptive Plans</w:t>
+        <w:t>30.7  SQL Plan Directives와 Adaptive Plans</w:t>
       </w:r>
     </w:p>
     <w:p>
@@ -6031,7 +6031,7 @@
         <w:pStyle w:val="Heading2"/>
       </w:pPr>
       <w:r>
-        <w:t>15.8  요약</w:t>
+        <w:t>30.8  요약</w:t>
       </w:r>
     </w:p>
     <w:p>
@@ -6103,7 +6103,7 @@
         <w:pStyle w:val="Heading2"/>
       </w:pPr>
       <w:r>
-        <w:t>15.9  퀴즈 (이해도 점검)</w:t>
+        <w:t>30.9  퀴즈 (이해도 점검)</w:t>
       </w:r>
     </w:p>
     <w:tbl>
@@ -6219,7 +6219,7 @@
         <w:pStyle w:val="Heading2"/>
       </w:pPr>
       <w:r>
-        <w:t>15.10  실습 개요</w:t>
+        <w:t>30.10  실습 개요</w:t>
       </w:r>
     </w:p>
     <w:p>
